--- a/Работна/План.docx
+++ b/Работна/План.docx
@@ -297,7 +297,6 @@
           <w:numId w:val="6"/>
         </w:numPr>
       </w:pPr>
-      <w:bookmarkStart w:id="0" w:name="_GoBack"/>
       <w:r>
         <w:t>Безопасност и устойчивост:</w:t>
       </w:r>
@@ -313,7 +312,61 @@
         <w:t>минимална латентност, обработка на грешки, синхронизация на времето за обновяване.</w:t>
       </w:r>
     </w:p>
-    <w:bookmarkEnd w:id="0"/>
+    <w:p>
+      <w:pPr>
+        <w:pStyle w:val="NormalWeb"/>
+      </w:pPr>
+      <w:r>
+        <w:t>Допълнителни:</w:t>
+      </w:r>
+    </w:p>
+    <w:p>
+      <w:pPr>
+        <w:pStyle w:val="NormalWeb"/>
+      </w:pPr>
+      <w:r>
+        <w:t>2.4 Микроконтролери и платформата Arduino</w:t>
+      </w:r>
+      <w:r>
+        <w:br/>
+        <w:t>2.5 RGB LED осветление</w:t>
+      </w:r>
+      <w:r>
+        <w:br/>
+        <w:t>2.6 Bluetooth комуникация</w:t>
+      </w:r>
+      <w:r>
+        <w:br/>
+        <w:t>2.7 Уеб интерфейси за управление</w:t>
+      </w:r>
+      <w:r>
+        <w:br/>
+        <w:t>2.8 Python като междинен слой</w:t>
+      </w:r>
+      <w:r>
+        <w:br/>
+        <w:t>2.9 Интернет на нещата (IoT)</w:t>
+      </w:r>
+      <w:r>
+        <w:br/>
+        <w:t>2.10 Енергийна ефективност на LED осветлението</w:t>
+      </w:r>
+      <w:r>
+        <w:br/>
+        <w:t>2.11 Надеждност и безопасност</w:t>
+      </w:r>
+      <w:r>
+        <w:br/>
+        <w:t>2.12 Разширяемост на системата</w:t>
+      </w:r>
+      <w:bookmarkStart w:id="0" w:name="_GoBack"/>
+      <w:bookmarkEnd w:id="0"/>
+    </w:p>
+    <w:p>
+      <w:pPr>
+        <w:ind w:left="1440"/>
+      </w:pPr>
+    </w:p>
     <w:p>
       <w:pPr>
         <w:numPr>
@@ -447,6 +500,7 @@
         </w:numPr>
       </w:pPr>
       <w:r>
+        <w:lastRenderedPageBreak/>
         <w:t>Безопасност и удължения:</w:t>
       </w:r>
     </w:p>
@@ -529,7 +583,6 @@
         </w:numPr>
       </w:pPr>
       <w:r>
-        <w:lastRenderedPageBreak/>
         <w:t>Преобразуване към RGB стойности (255, 87, 51).</w:t>
       </w:r>
     </w:p>
@@ -761,6 +814,7 @@
         </w:numPr>
       </w:pPr>
       <w:r>
+        <w:lastRenderedPageBreak/>
         <w:t>Примери за плавни преходи между цветове (например от син към лилав).</w:t>
       </w:r>
     </w:p>
@@ -860,7 +914,6 @@
         </w:numPr>
       </w:pPr>
       <w:r>
-        <w:lastRenderedPageBreak/>
         <w:t>Поддръжка за различни режими на осветление (например дневна, вечерна, арде).</w:t>
       </w:r>
     </w:p>
@@ -4519,6 +4572,23 @@
     <w:semiHidden/>
     <w:unhideWhenUsed/>
   </w:style>
+  <w:style w:type="paragraph" w:styleId="NormalWeb">
+    <w:name w:val="Normal (Web)"/>
+    <w:basedOn w:val="Normal"/>
+    <w:uiPriority w:val="99"/>
+    <w:semiHidden/>
+    <w:unhideWhenUsed/>
+    <w:rsid w:val="00EC1DF6"/>
+    <w:pPr>
+      <w:spacing w:before="100" w:beforeAutospacing="1" w:after="100" w:afterAutospacing="1" w:line="240" w:lineRule="auto"/>
+    </w:pPr>
+    <w:rPr>
+      <w:rFonts w:ascii="Times New Roman" w:eastAsia="Times New Roman" w:hAnsi="Times New Roman" w:cs="Times New Roman"/>
+      <w:sz w:val="24"/>
+      <w:szCs w:val="24"/>
+      <w:lang w:eastAsia="bg-BG"/>
+    </w:rPr>
+  </w:style>
 </w:styles>
 </file>
 
@@ -4788,7 +4858,7 @@
 </file>
 
 <file path=customXml/itemProps1.xml><?xml version="1.0" encoding="utf-8"?>
-<ds:datastoreItem xmlns:ds="http://schemas.openxmlformats.org/officeDocument/2006/customXml" ds:itemID="{3D0F41DE-0982-4F42-A68C-C35F5C72621E}">
+<ds:datastoreItem xmlns:ds="http://schemas.openxmlformats.org/officeDocument/2006/customXml" ds:itemID="{F692B650-8AA4-4CE0-955C-858E387785A5}">
   <ds:schemaRefs>
     <ds:schemaRef ds:uri="http://schemas.openxmlformats.org/officeDocument/2006/bibliography"/>
   </ds:schemaRefs>
